--- a/lab8/Lab8_DragosNedelea_FAF-241.docx
+++ b/lab8/Lab8_DragosNedelea_FAF-241.docx
@@ -4,11 +4,13 @@
   <w:body>
     <w:p>
       <w:pPr>
+        <w:spacing w:after="480"/>
         <w:jc w:val="center"/>
       </w:pPr>
       <w:r>
         <w:rPr>
           <w:rFonts w:ascii="Times New Roman" w:hAnsi="Times New Roman"/>
+          <w:b/>
           <w:sz w:val="22"/>
         </w:rPr>
         <w:t>MINISTRY OF EDUCATION AND RESEARCH OF THE REPUBLIC OF MOLDOVA</w:t>
@@ -19,13 +21,16 @@
         <w:br/>
         <w:t>Department of Software Engineering and Automation</w:t>
         <w:br/>
-        <w:br/>
-        <w:br/>
-        <w:br/>
       </w:r>
     </w:p>
     <w:p>
       <w:pPr>
+        <w:spacing w:before="800"/>
+      </w:pPr>
+    </w:p>
+    <w:p>
+      <w:pPr>
+        <w:spacing w:after="240"/>
         <w:jc w:val="center"/>
       </w:pPr>
       <w:r>
@@ -45,34 +50,32 @@
       <w:r>
         <w:rPr>
           <w:rFonts w:ascii="Times New Roman" w:hAnsi="Times New Roman"/>
+          <w:i/>
           <w:sz w:val="26"/>
         </w:rPr>
         <w:t>Topic: The Same Calls Inside Your Own OS (xv6)</w:t>
-        <w:br/>
-        <w:br/>
-        <w:br/>
-        <w:br/>
         <w:br/>
       </w:r>
     </w:p>
     <w:p>
       <w:pPr>
+        <w:spacing w:before="1600"/>
+      </w:pPr>
+    </w:p>
+    <w:p>
+      <w:pPr>
+        <w:spacing w:after="1600"/>
         <w:jc w:val="right"/>
       </w:pPr>
       <w:r>
         <w:rPr>
           <w:rFonts w:ascii="Times New Roman" w:hAnsi="Times New Roman"/>
+          <w:b/>
           <w:sz w:val="24"/>
         </w:rPr>
         <w:t>Done by: st. gr. FAF-241, Dragos Nedelea</w:t>
         <w:br/>
-        <w:t>Checked by: Reitman Patricia</w:t>
-        <w:br/>
-        <w:br/>
-        <w:br/>
-        <w:br/>
-        <w:br/>
-        <w:br/>
+        <w:t>Checked by: Patricia Reițman</w:t>
         <w:br/>
       </w:r>
     </w:p>
@@ -85,7 +88,7 @@
           <w:rFonts w:ascii="Times New Roman" w:hAnsi="Times New Roman"/>
           <w:sz w:val="24"/>
         </w:rPr>
-        <w:t>Chisinau – 2026</w:t>
+        <w:t>Chișinău 2026</w:t>
       </w:r>
     </w:p>
     <w:p>
@@ -96,253 +99,1010 @@
     <w:p>
       <w:pPr>
         <w:pStyle w:val="Heading1"/>
+        <w:spacing w:before="280" w:after="120"/>
       </w:pPr>
       <w:r>
-        <w:t>Operating Systems · Lab 8: The Same Calls Inside Your Own OS (xv6)</w:t>
+        <w:rPr>
+          <w:rFonts w:ascii="Times New Roman" w:hAnsi="Times New Roman"/>
+          <w:b/>
+          <w:color w:val="0F2D59"/>
+          <w:sz w:val="28"/>
+        </w:rPr>
+        <w:t>Purpose of the Work (Scopul lucrării)</w:t>
       </w:r>
     </w:p>
     <w:p>
+      <w:pPr>
+        <w:spacing w:before="40" w:after="80" w:line="276" w:lineRule="auto"/>
+      </w:pPr>
       <w:r>
-        <w:t xml:space="preserve">**Course:** Operating Systems (OS 2026-2027)  </w:t>
+        <w:rPr>
+          <w:rFonts w:ascii="Times New Roman" w:hAnsi="Times New Roman"/>
+          <w:sz w:val="22"/>
+        </w:rPr>
+        <w:t>The objective of this laboratory is to replicate and verify the classic UNIX process and IPC system calls inside our own teaching operating system (</w:t>
+      </w:r>
+      <w:r>
+        <w:rPr>
+          <w:rFonts w:ascii="Times New Roman" w:hAnsi="Times New Roman"/>
+          <w:b/>
+          <w:sz w:val="22"/>
+        </w:rPr>
+        <w:t>xv6-riscv</w:t>
+      </w:r>
+      <w:r>
+        <w:rPr>
+          <w:rFonts w:ascii="Times New Roman" w:hAnsi="Times New Roman"/>
+          <w:sz w:val="22"/>
+        </w:rPr>
+        <w:t>). Specifically, the goals are:</w:t>
       </w:r>
     </w:p>
     <w:p>
+      <w:pPr>
+        <w:spacing w:before="40" w:after="80" w:line="276" w:lineRule="auto"/>
+      </w:pPr>
       <w:r>
-        <w:t xml:space="preserve">**Institution:** FCIM / FAF · Technical University of Moldova (UTM)  </w:t>
+        <w:rPr>
+          <w:rFonts w:ascii="Times New Roman" w:hAnsi="Times New Roman"/>
+          <w:sz w:val="22"/>
+        </w:rPr>
+        <w:t>1. Implementing process execution using the `fork()`, `exec()`, and `wait()` syscall interface in `user/run.c` and comparing the mechanics with POSIX Linux from Lab 7.</w:t>
       </w:r>
     </w:p>
     <w:p>
+      <w:pPr>
+        <w:spacing w:before="40" w:after="80" w:line="276" w:lineRule="auto"/>
+      </w:pPr>
       <w:r>
-        <w:t xml:space="preserve">**Student:** Dragos Nedelea  </w:t>
+        <w:rPr>
+          <w:rFonts w:ascii="Times New Roman" w:hAnsi="Times New Roman"/>
+          <w:sz w:val="22"/>
+        </w:rPr>
+        <w:t>2. Developing bidirectional inter-process communication using pairs of unidirectional pipes in `user/pingpong.c` and analyzing pipe blocking semantics on `read()`.</w:t>
       </w:r>
     </w:p>
     <w:p>
+      <w:pPr>
+        <w:spacing w:before="40" w:after="80" w:line="276" w:lineRule="auto"/>
+      </w:pPr>
       <w:r>
-        <w:t>**Track:** Track B: Build your own small OS (xv6)</w:t>
+        <w:rPr>
+          <w:rFonts w:ascii="Times New Roman" w:hAnsi="Times New Roman"/>
+          <w:sz w:val="22"/>
+        </w:rPr>
+        <w:t>3. Constructing a concurrent, pipeline-based prime number sieve (Sieve of Eratosthenes) in `user/primes.c` using dynamic process generation and pipe cascading.</w:t>
+      </w:r>
+    </w:p>
+    <w:p>
+      <w:pPr>
+        <w:pStyle w:val="Heading1"/>
+        <w:spacing w:before="280" w:after="120"/>
+      </w:pPr>
+      <w:r>
+        <w:rPr>
+          <w:rFonts w:ascii="Times New Roman" w:hAnsi="Times New Roman"/>
+          <w:b/>
+          <w:color w:val="0F2D59"/>
+          <w:sz w:val="28"/>
+        </w:rPr>
+        <w:t>Part 1. `run`, Inside xv6 (`user/run.c`)</w:t>
       </w:r>
     </w:p>
     <w:p>
       <w:pPr>
         <w:pStyle w:val="Heading2"/>
+        <w:spacing w:before="200" w:after="80"/>
       </w:pPr>
       <w:r>
-        <w:t>Part 1. `run`, Inside xv6 (`user/run.c`)</w:t>
+        <w:rPr>
+          <w:rFonts w:ascii="Times New Roman" w:hAnsi="Times New Roman"/>
+          <w:b/>
+          <w:color w:val="204060"/>
+          <w:sz w:val="24"/>
+        </w:rPr>
+        <w:t>Execution Output:</w:t>
       </w:r>
+    </w:p>
+    <w:tbl>
+      <w:tblPr>
+        <w:tblW w:type="auto" w:w="0"/>
+        <w:tblLayout w:type="fixed"/>
+        <w:tblLook w:firstColumn="1" w:firstRow="1" w:lastColumn="0" w:lastRow="0" w:noHBand="0" w:noVBand="1" w:val="04A0"/>
+      </w:tblPr>
+      <w:tblGrid>
+        <w:gridCol w:w="9360"/>
+      </w:tblGrid>
+      <w:tr>
+        <w:tc>
+          <w:tcPr>
+            <w:tcW w:type="dxa" w:w="9360"/>
+            <w:shd w:fill="F4F5F7"/>
+            <w:tcMar>
+              <w:top w:w="120" w:type="dxa"/>
+              <w:bottom w:w="120" w:type="dxa"/>
+              <w:left w:w="180" w:type="dxa"/>
+              <w:right w:w="180" w:type="dxa"/>
+            </w:tcMar>
+          </w:tcPr>
+          <w:p>
+            <w:pPr>
+              <w:spacing w:before="40" w:after="40"/>
+            </w:pPr>
+            <w:r>
+              <w:rPr>
+                <w:rFonts w:ascii="Courier New" w:hAnsi="Courier New"/>
+                <w:color w:val="24292E"/>
+                <w:sz w:val="18"/>
+              </w:rPr>
+              <w:t>$ run</w:t>
+              <w:br/>
+              <w:t>parent: my pid is 3</w:t>
+              <w:br/>
+              <w:t>child: my pid is 4</w:t>
+              <w:br/>
+              <w:t>hello from the child</w:t>
+              <w:br/>
+              <w:t>parent: child 4 ended with status 0</w:t>
+            </w:r>
+          </w:p>
+        </w:tc>
+      </w:tr>
+    </w:tbl>
+    <w:p>
+      <w:pPr>
+        <w:spacing w:before="0" w:after="80"/>
+      </w:pPr>
     </w:p>
     <w:p>
       <w:pPr>
-        <w:pStyle w:val="Heading3"/>
+        <w:spacing w:before="40" w:after="200"/>
+        <w:jc w:val="center"/>
       </w:pPr>
       <w:r>
-        <w:t>Observe Questions &amp; Answers</w:t>
-      </w:r>
-    </w:p>
-    <w:p>
-      <w:r>
-        <w:t xml:space="preserve">1. **Write the three calls that `run.c` uses in xv6 and the three calls `run.c` used on Linux in Lab 7. What is the same?**  </w:t>
-      </w:r>
-    </w:p>
-    <w:p>
-      <w:r>
-        <w:t xml:space="preserve">   - **xv6 calls:** `fork()`, `exec()`, `wait()`.  </w:t>
-      </w:r>
-    </w:p>
-    <w:p>
-      <w:r>
-        <w:t xml:space="preserve">   - **Linux calls:** `fork()`, `execlp()` (or `execve()`), `waitpid()`.  </w:t>
-      </w:r>
-    </w:p>
-    <w:p>
-      <w:r>
-        <w:t xml:space="preserve">   - **What is the same:** The conceptual design and sequence are 100% identical! In both operating systems:</w:t>
-      </w:r>
-    </w:p>
-    <w:p>
-      <w:r>
-        <w:t xml:space="preserve">     1. `fork()` duplicates the calling process to create a child.</w:t>
-      </w:r>
-    </w:p>
-    <w:p>
-      <w:r>
-        <w:t xml:space="preserve">     2. `exec()` replaces the memory image of the child with a newly loaded executable program.</w:t>
-      </w:r>
-    </w:p>
-    <w:p>
-      <w:r>
-        <w:t xml:space="preserve">     3. `wait()` blocks the parent process until the child terminates, reaping its exit code.  </w:t>
-      </w:r>
-    </w:p>
-    <w:p>
-      <w:r>
-        <w:t xml:space="preserve">     Unix system call semantics designed in the 1970s remain consistent between modern Linux and educational xv6.</w:t>
-      </w:r>
-    </w:p>
-    <w:p>
-      <w:r>
-        <w:t xml:space="preserve">2. **Who prints "hello from the child": the code of `run`, or `echo`?**  </w:t>
-      </w:r>
-    </w:p>
-    <w:p>
-      <w:r>
-        <w:t xml:space="preserve">   It is printed by **`echo`**! Once `exec("echo", args)` succeeds, the execution image of `run` in the child process is replaced by the `echo` binary. The `echo` utility executes `printf` to display its arguments and terminates via `exit(0)`.</w:t>
-      </w:r>
-    </w:p>
-    <w:p>
-      <w:r>
-        <w:t xml:space="preserve">3. **Why is the status 1 here and 127 on Linux? (Look at the exit line after `exec` in both programs.)**  </w:t>
-      </w:r>
-    </w:p>
-    <w:p>
-      <w:r>
-        <w:t xml:space="preserve">   When `exec` fails:</w:t>
-      </w:r>
-    </w:p>
-    <w:p>
-      <w:r>
-        <w:t xml:space="preserve">   - In xv6 (`user/run.c`), the line immediately following `exec` is:</w:t>
-      </w:r>
-    </w:p>
-    <w:p>
-      <w:r>
-        <w:t xml:space="preserve">     ```c</w:t>
-      </w:r>
-    </w:p>
-    <w:p>
-      <w:r>
-        <w:t xml:space="preserve">     printf("exec failed\n");</w:t>
-      </w:r>
-    </w:p>
-    <w:p>
-      <w:r>
-        <w:t xml:space="preserve">     exit(1);</w:t>
-      </w:r>
-    </w:p>
-    <w:p>
-      <w:r>
-        <w:t xml:space="preserve">     ```</w:t>
-      </w:r>
-    </w:p>
-    <w:p>
-      <w:r>
-        <w:t xml:space="preserve">     So the child explicitly exits with status `1`.</w:t>
-      </w:r>
-    </w:p>
-    <w:p>
-      <w:r>
-        <w:t xml:space="preserve">   - In Linux (`run.c` in Lab 7), the line was:</w:t>
-      </w:r>
-    </w:p>
-    <w:p>
-      <w:r>
-        <w:t xml:space="preserve">     ```c</w:t>
-      </w:r>
-    </w:p>
-    <w:p>
-      <w:r>
-        <w:t xml:space="preserve">     perror("exec");</w:t>
-      </w:r>
-    </w:p>
-    <w:p>
-      <w:r>
-        <w:t xml:space="preserve">     exit(127);</w:t>
-      </w:r>
-    </w:p>
-    <w:p>
-      <w:r>
-        <w:t xml:space="preserve">     ```</w:t>
-      </w:r>
-    </w:p>
-    <w:p>
-      <w:r>
-        <w:t xml:space="preserve">     So the child exited with status `127` (the standard POSIX shell exit code for command not found). The parent simply reads whatever value the child passed into `exit()`.</w:t>
+        <w:rPr>
+          <w:rFonts w:ascii="Times New Roman" w:hAnsi="Times New Roman"/>
+          <w:b/>
+          <w:i/>
+          <w:color w:val="333333"/>
+          <w:sz w:val="20"/>
+        </w:rPr>
+        <w:t>Figure 8.1 – Execution of user/run.c inside xv6 demonstrating process spawning, exec, and parent reaping.</w:t>
       </w:r>
     </w:p>
     <w:p>
       <w:pPr>
         <w:pStyle w:val="Heading2"/>
+        <w:spacing w:before="200" w:after="80"/>
       </w:pPr>
       <w:r>
+        <w:rPr>
+          <w:rFonts w:ascii="Times New Roman" w:hAnsi="Times New Roman"/>
+          <w:b/>
+          <w:color w:val="204060"/>
+          <w:sz w:val="24"/>
+        </w:rPr>
+        <w:t>Observe Questions &amp; Answers</w:t>
+      </w:r>
+    </w:p>
+    <w:p>
+      <w:pPr>
+        <w:spacing w:before="40" w:after="80" w:line="276" w:lineRule="auto"/>
+      </w:pPr>
+      <w:r>
+        <w:rPr>
+          <w:rFonts w:ascii="Times New Roman" w:hAnsi="Times New Roman"/>
+          <w:sz w:val="22"/>
+        </w:rPr>
+        <w:t xml:space="preserve">1. </w:t>
+      </w:r>
+      <w:r>
+        <w:rPr>
+          <w:rFonts w:ascii="Times New Roman" w:hAnsi="Times New Roman"/>
+          <w:b/>
+          <w:sz w:val="22"/>
+        </w:rPr>
+        <w:t>Write the three calls that `run.c` uses in xv6 and the three calls `run.c` used on Linux in Lab 7. What is the same?</w:t>
+      </w:r>
+    </w:p>
+    <w:p>
+      <w:pPr>
+        <w:spacing w:before="40" w:after="80" w:line="276" w:lineRule="auto"/>
+      </w:pPr>
+      <w:r>
+        <w:rPr>
+          <w:rFonts w:ascii="Times New Roman" w:hAnsi="Times New Roman"/>
+          <w:sz w:val="22"/>
+        </w:rPr>
+        <w:t xml:space="preserve">- </w:t>
+      </w:r>
+      <w:r>
+        <w:rPr>
+          <w:rFonts w:ascii="Times New Roman" w:hAnsi="Times New Roman"/>
+          <w:b/>
+          <w:sz w:val="22"/>
+        </w:rPr>
+        <w:t>xv6 calls:</w:t>
+      </w:r>
+      <w:r>
+        <w:rPr>
+          <w:rFonts w:ascii="Times New Roman" w:hAnsi="Times New Roman"/>
+          <w:sz w:val="22"/>
+        </w:rPr>
+        <w:t xml:space="preserve"> `fork()`, `exec()`, `wait()`.</w:t>
+      </w:r>
+    </w:p>
+    <w:p>
+      <w:pPr>
+        <w:spacing w:before="40" w:after="80" w:line="276" w:lineRule="auto"/>
+      </w:pPr>
+      <w:r>
+        <w:rPr>
+          <w:rFonts w:ascii="Times New Roman" w:hAnsi="Times New Roman"/>
+          <w:sz w:val="22"/>
+        </w:rPr>
+        <w:t xml:space="preserve">- </w:t>
+      </w:r>
+      <w:r>
+        <w:rPr>
+          <w:rFonts w:ascii="Times New Roman" w:hAnsi="Times New Roman"/>
+          <w:b/>
+          <w:sz w:val="22"/>
+        </w:rPr>
+        <w:t>Linux calls:</w:t>
+      </w:r>
+      <w:r>
+        <w:rPr>
+          <w:rFonts w:ascii="Times New Roman" w:hAnsi="Times New Roman"/>
+          <w:sz w:val="22"/>
+        </w:rPr>
+        <w:t xml:space="preserve"> `fork()`, `execlp()` (or `execve()`), `waitpid()`.</w:t>
+      </w:r>
+    </w:p>
+    <w:p>
+      <w:pPr>
+        <w:spacing w:before="40" w:after="80" w:line="276" w:lineRule="auto"/>
+      </w:pPr>
+      <w:r>
+        <w:rPr>
+          <w:rFonts w:ascii="Times New Roman" w:hAnsi="Times New Roman"/>
+          <w:sz w:val="22"/>
+        </w:rPr>
+        <w:t xml:space="preserve">- </w:t>
+      </w:r>
+      <w:r>
+        <w:rPr>
+          <w:rFonts w:ascii="Times New Roman" w:hAnsi="Times New Roman"/>
+          <w:b/>
+          <w:sz w:val="22"/>
+        </w:rPr>
+        <w:t>What is the same:</w:t>
+      </w:r>
+      <w:r>
+        <w:rPr>
+          <w:rFonts w:ascii="Times New Roman" w:hAnsi="Times New Roman"/>
+          <w:sz w:val="22"/>
+        </w:rPr>
+        <w:t xml:space="preserve"> The conceptual design and sequence are 100% identical! In both operating systems:</w:t>
+      </w:r>
+    </w:p>
+    <w:p>
+      <w:pPr>
+        <w:spacing w:before="40" w:after="80" w:line="276" w:lineRule="auto"/>
+      </w:pPr>
+      <w:r>
+        <w:rPr>
+          <w:rFonts w:ascii="Times New Roman" w:hAnsi="Times New Roman"/>
+          <w:sz w:val="22"/>
+        </w:rPr>
+        <w:t>1. `fork()` duplicates the calling process address space to create a child.</w:t>
+      </w:r>
+    </w:p>
+    <w:p>
+      <w:pPr>
+        <w:spacing w:before="40" w:after="80" w:line="276" w:lineRule="auto"/>
+      </w:pPr>
+      <w:r>
+        <w:rPr>
+          <w:rFonts w:ascii="Times New Roman" w:hAnsi="Times New Roman"/>
+          <w:sz w:val="22"/>
+        </w:rPr>
+        <w:t>2. `exec()` replaces the memory image of the child with a newly loaded executable program.</w:t>
+      </w:r>
+    </w:p>
+    <w:p>
+      <w:pPr>
+        <w:spacing w:before="40" w:after="80" w:line="276" w:lineRule="auto"/>
+      </w:pPr>
+      <w:r>
+        <w:rPr>
+          <w:rFonts w:ascii="Times New Roman" w:hAnsi="Times New Roman"/>
+          <w:sz w:val="22"/>
+        </w:rPr>
+        <w:t>3. `wait()` blocks the parent process until the child terminates, reaping its exit code.</w:t>
+      </w:r>
+    </w:p>
+    <w:p>
+      <w:pPr>
+        <w:spacing w:before="40" w:after="80" w:line="276" w:lineRule="auto"/>
+      </w:pPr>
+      <w:r>
+        <w:rPr>
+          <w:rFonts w:ascii="Times New Roman" w:hAnsi="Times New Roman"/>
+          <w:sz w:val="22"/>
+        </w:rPr>
+        <w:t>The Unix system call semantics designed in the 1970s remain consistent between modern production Linux and educational xv6.</w:t>
+      </w:r>
+    </w:p>
+    <w:p>
+      <w:pPr>
+        <w:spacing w:before="40" w:after="80" w:line="276" w:lineRule="auto"/>
+      </w:pPr>
+      <w:r>
+        <w:rPr>
+          <w:rFonts w:ascii="Times New Roman" w:hAnsi="Times New Roman"/>
+          <w:sz w:val="22"/>
+        </w:rPr>
+        <w:t xml:space="preserve">2. </w:t>
+      </w:r>
+      <w:r>
+        <w:rPr>
+          <w:rFonts w:ascii="Times New Roman" w:hAnsi="Times New Roman"/>
+          <w:b/>
+          <w:sz w:val="22"/>
+        </w:rPr>
+        <w:t>Who prints "hello from the child": the code of `run`, or `echo`?</w:t>
+      </w:r>
+    </w:p>
+    <w:p>
+      <w:pPr>
+        <w:spacing w:before="40" w:after="80" w:line="276" w:lineRule="auto"/>
+      </w:pPr>
+      <w:r>
+        <w:rPr>
+          <w:rFonts w:ascii="Times New Roman" w:hAnsi="Times New Roman"/>
+          <w:sz w:val="22"/>
+        </w:rPr>
+        <w:t xml:space="preserve">It is printed by </w:t>
+      </w:r>
+      <w:r>
+        <w:rPr>
+          <w:rFonts w:ascii="Times New Roman" w:hAnsi="Times New Roman"/>
+          <w:b/>
+          <w:sz w:val="22"/>
+        </w:rPr>
+        <w:t>`echo`</w:t>
+      </w:r>
+      <w:r>
+        <w:rPr>
+          <w:rFonts w:ascii="Times New Roman" w:hAnsi="Times New Roman"/>
+          <w:sz w:val="22"/>
+        </w:rPr>
+        <w:t>! Once `exec("echo", args)` succeeds, the execution image of `run` in the child process is replaced by the `echo` binary. The `echo` utility executes `printf` to display its arguments and terminates via `exit(0)`.</w:t>
+      </w:r>
+    </w:p>
+    <w:p>
+      <w:pPr>
+        <w:spacing w:before="40" w:after="80" w:line="276" w:lineRule="auto"/>
+      </w:pPr>
+      <w:r>
+        <w:rPr>
+          <w:rFonts w:ascii="Times New Roman" w:hAnsi="Times New Roman"/>
+          <w:sz w:val="22"/>
+        </w:rPr>
+        <w:t xml:space="preserve">3. </w:t>
+      </w:r>
+      <w:r>
+        <w:rPr>
+          <w:rFonts w:ascii="Times New Roman" w:hAnsi="Times New Roman"/>
+          <w:b/>
+          <w:sz w:val="22"/>
+        </w:rPr>
+        <w:t>Why is the status 1 here and 127 on Linux? (Look at the exit line after `exec` in both programs.)</w:t>
+      </w:r>
+    </w:p>
+    <w:p>
+      <w:pPr>
+        <w:spacing w:before="40" w:after="80" w:line="276" w:lineRule="auto"/>
+      </w:pPr>
+      <w:r>
+        <w:rPr>
+          <w:rFonts w:ascii="Times New Roman" w:hAnsi="Times New Roman"/>
+          <w:sz w:val="22"/>
+        </w:rPr>
+        <w:t>When `exec` fails:</w:t>
+      </w:r>
+    </w:p>
+    <w:p>
+      <w:pPr>
+        <w:spacing w:before="40" w:after="80" w:line="276" w:lineRule="auto"/>
+      </w:pPr>
+      <w:r>
+        <w:rPr>
+          <w:rFonts w:ascii="Times New Roman" w:hAnsi="Times New Roman"/>
+          <w:sz w:val="22"/>
+        </w:rPr>
+        <w:t>- In xv6 (`user/run.c`), the line immediately following `exec` is:</w:t>
+      </w:r>
+    </w:p>
+    <w:p>
+      <w:pPr>
+        <w:spacing w:before="40" w:after="80" w:line="276" w:lineRule="auto"/>
+      </w:pPr>
+      <w:r>
+        <w:rPr>
+          <w:rFonts w:ascii="Times New Roman" w:hAnsi="Times New Roman"/>
+          <w:sz w:val="22"/>
+        </w:rPr>
+        <w:t>```c</w:t>
+      </w:r>
+    </w:p>
+    <w:p>
+      <w:pPr>
+        <w:spacing w:before="40" w:after="80" w:line="276" w:lineRule="auto"/>
+      </w:pPr>
+      <w:r>
+        <w:rPr>
+          <w:rFonts w:ascii="Times New Roman" w:hAnsi="Times New Roman"/>
+          <w:sz w:val="22"/>
+        </w:rPr>
+        <w:t>printf("exec failed\n");</w:t>
+      </w:r>
+    </w:p>
+    <w:p>
+      <w:pPr>
+        <w:spacing w:before="40" w:after="80" w:line="276" w:lineRule="auto"/>
+      </w:pPr>
+      <w:r>
+        <w:rPr>
+          <w:rFonts w:ascii="Times New Roman" w:hAnsi="Times New Roman"/>
+          <w:sz w:val="22"/>
+        </w:rPr>
+        <w:t>exit(1);</w:t>
+      </w:r>
+    </w:p>
+    <w:p>
+      <w:pPr>
+        <w:spacing w:before="40" w:after="80" w:line="276" w:lineRule="auto"/>
+      </w:pPr>
+      <w:r>
+        <w:rPr>
+          <w:rFonts w:ascii="Times New Roman" w:hAnsi="Times New Roman"/>
+          <w:sz w:val="22"/>
+        </w:rPr>
+        <w:t>```</w:t>
+      </w:r>
+    </w:p>
+    <w:p>
+      <w:pPr>
+        <w:spacing w:before="40" w:after="80" w:line="276" w:lineRule="auto"/>
+      </w:pPr>
+      <w:r>
+        <w:rPr>
+          <w:rFonts w:ascii="Times New Roman" w:hAnsi="Times New Roman"/>
+          <w:sz w:val="22"/>
+        </w:rPr>
+        <w:t>So the child explicitly exits with status `1`.</w:t>
+      </w:r>
+    </w:p>
+    <w:p>
+      <w:pPr>
+        <w:spacing w:before="40" w:after="80" w:line="276" w:lineRule="auto"/>
+      </w:pPr>
+      <w:r>
+        <w:rPr>
+          <w:rFonts w:ascii="Times New Roman" w:hAnsi="Times New Roman"/>
+          <w:sz w:val="22"/>
+        </w:rPr>
+        <w:t>- In Linux (`run.c` in Lab 7), the line was:</w:t>
+      </w:r>
+    </w:p>
+    <w:p>
+      <w:pPr>
+        <w:spacing w:before="40" w:after="80" w:line="276" w:lineRule="auto"/>
+      </w:pPr>
+      <w:r>
+        <w:rPr>
+          <w:rFonts w:ascii="Times New Roman" w:hAnsi="Times New Roman"/>
+          <w:sz w:val="22"/>
+        </w:rPr>
+        <w:t>```c</w:t>
+      </w:r>
+    </w:p>
+    <w:p>
+      <w:pPr>
+        <w:spacing w:before="40" w:after="80" w:line="276" w:lineRule="auto"/>
+      </w:pPr>
+      <w:r>
+        <w:rPr>
+          <w:rFonts w:ascii="Times New Roman" w:hAnsi="Times New Roman"/>
+          <w:sz w:val="22"/>
+        </w:rPr>
+        <w:t>perror("exec");</w:t>
+      </w:r>
+    </w:p>
+    <w:p>
+      <w:pPr>
+        <w:spacing w:before="40" w:after="80" w:line="276" w:lineRule="auto"/>
+      </w:pPr>
+      <w:r>
+        <w:rPr>
+          <w:rFonts w:ascii="Times New Roman" w:hAnsi="Times New Roman"/>
+          <w:sz w:val="22"/>
+        </w:rPr>
+        <w:t>exit(127);</w:t>
+      </w:r>
+    </w:p>
+    <w:p>
+      <w:pPr>
+        <w:spacing w:before="40" w:after="80" w:line="276" w:lineRule="auto"/>
+      </w:pPr>
+      <w:r>
+        <w:rPr>
+          <w:rFonts w:ascii="Times New Roman" w:hAnsi="Times New Roman"/>
+          <w:sz w:val="22"/>
+        </w:rPr>
+        <w:t>```</w:t>
+      </w:r>
+    </w:p>
+    <w:p>
+      <w:pPr>
+        <w:spacing w:before="40" w:after="80" w:line="276" w:lineRule="auto"/>
+      </w:pPr>
+      <w:r>
+        <w:rPr>
+          <w:rFonts w:ascii="Times New Roman" w:hAnsi="Times New Roman"/>
+          <w:sz w:val="22"/>
+        </w:rPr>
+        <w:t>So the child exited with status `127` (the standard POSIX shell exit code for command not found). The parent simply reads whatever value the child passed into `exit()`.</w:t>
+      </w:r>
+    </w:p>
+    <w:p>
+      <w:pPr>
+        <w:pStyle w:val="Heading1"/>
+        <w:spacing w:before="280" w:after="120"/>
+      </w:pPr>
+      <w:r>
+        <w:rPr>
+          <w:rFonts w:ascii="Times New Roman" w:hAnsi="Times New Roman"/>
+          <w:b/>
+          <w:color w:val="0F2D59"/>
+          <w:sz w:val="28"/>
+        </w:rPr>
         <w:t>Part 2. `pingpong` (`user/pingpong.c`)</w:t>
       </w:r>
     </w:p>
     <w:p>
       <w:pPr>
-        <w:pStyle w:val="Heading3"/>
+        <w:pStyle w:val="Heading2"/>
+        <w:spacing w:before="200" w:after="80"/>
       </w:pPr>
       <w:r>
-        <w:t>Observe Questions &amp; Answers</w:t>
+        <w:rPr>
+          <w:rFonts w:ascii="Times New Roman" w:hAnsi="Times New Roman"/>
+          <w:b/>
+          <w:color w:val="204060"/>
+          <w:sz w:val="24"/>
+        </w:rPr>
+        <w:t>Execution Output:</w:t>
       </w:r>
     </w:p>
+    <w:tbl>
+      <w:tblPr>
+        <w:tblW w:type="auto" w:w="0"/>
+        <w:tblLayout w:type="fixed"/>
+        <w:tblLook w:firstColumn="1" w:firstRow="1" w:lastColumn="0" w:lastRow="0" w:noHBand="0" w:noVBand="1" w:val="04A0"/>
+      </w:tblPr>
+      <w:tblGrid>
+        <w:gridCol w:w="9360"/>
+      </w:tblGrid>
+      <w:tr>
+        <w:tc>
+          <w:tcPr>
+            <w:tcW w:type="dxa" w:w="9360"/>
+            <w:shd w:fill="F4F5F7"/>
+            <w:tcMar>
+              <w:top w:w="120" w:type="dxa"/>
+              <w:bottom w:w="120" w:type="dxa"/>
+              <w:left w:w="180" w:type="dxa"/>
+              <w:right w:w="180" w:type="dxa"/>
+            </w:tcMar>
+          </w:tcPr>
+          <w:p>
+            <w:pPr>
+              <w:spacing w:before="40" w:after="40"/>
+            </w:pPr>
+            <w:r>
+              <w:rPr>
+                <w:rFonts w:ascii="Courier New" w:hAnsi="Courier New"/>
+                <w:color w:val="24292E"/>
+                <w:sz w:val="18"/>
+              </w:rPr>
+              <w:t>$ pingpong</w:t>
+              <w:br/>
+              <w:t>4: received ping</w:t>
+              <w:br/>
+              <w:t>3: received pong</w:t>
+            </w:r>
+          </w:p>
+        </w:tc>
+      </w:tr>
+    </w:tbl>
     <w:p>
-      <w:r>
-        <w:t xml:space="preserve">1. **Why do you need TWO pipes, and not one for both directions?**  </w:t>
-      </w:r>
+      <w:pPr>
+        <w:spacing w:before="0" w:after="80"/>
+      </w:pPr>
     </w:p>
     <w:p>
+      <w:pPr>
+        <w:spacing w:before="40" w:after="200"/>
+        <w:jc w:val="center"/>
+      </w:pPr>
       <w:r>
-        <w:t xml:space="preserve">   A standard Unix pipe is strictly **unidirectional** (one read end and one write end). If a single pipe were shared for bidirectional communication, both parent and child would read and write to the same buffer. A race condition would occur where the writer could immediately read back its own byte before the peer had a chance to read it, or both processes would deadlock waiting for each other. Two pipes (`p2c` and `c2p`) ensure independent, dedicated half-duplex communication channels.</w:t>
-      </w:r>
-    </w:p>
-    <w:p>
-      <w:r>
-        <w:t xml:space="preserve">2. **Nothing in your code says "wait until the child has replied". Which call makes the parent wait?**  </w:t>
-      </w:r>
-    </w:p>
-    <w:p>
-      <w:r>
-        <w:t xml:space="preserve">   The call **`read(c2p[0], &amp;b, 1)`** makes the parent wait! Reading from an empty pipe in Unix is a **blocking system call**. The kernel puts the parent process into sleep state (`SLEEPING`) and deschedules it until data is written to the pipe by the child (or until all write descriptors to the pipe are closed).</w:t>
+        <w:rPr>
+          <w:rFonts w:ascii="Times New Roman" w:hAnsi="Times New Roman"/>
+          <w:b/>
+          <w:i/>
+          <w:color w:val="333333"/>
+          <w:sz w:val="20"/>
+        </w:rPr>
+        <w:t>Figure 8.2 – Inter-process communication between parent and child processes using pipes inside xv6.</w:t>
       </w:r>
     </w:p>
     <w:p>
       <w:pPr>
         <w:pStyle w:val="Heading2"/>
+        <w:spacing w:before="200" w:after="80"/>
       </w:pPr>
       <w:r>
+        <w:rPr>
+          <w:rFonts w:ascii="Times New Roman" w:hAnsi="Times New Roman"/>
+          <w:b/>
+          <w:color w:val="204060"/>
+          <w:sz w:val="24"/>
+        </w:rPr>
+        <w:t>Observe Questions &amp; Answers</w:t>
+      </w:r>
+    </w:p>
+    <w:p>
+      <w:pPr>
+        <w:spacing w:before="40" w:after="80" w:line="276" w:lineRule="auto"/>
+      </w:pPr>
+      <w:r>
+        <w:rPr>
+          <w:rFonts w:ascii="Times New Roman" w:hAnsi="Times New Roman"/>
+          <w:sz w:val="22"/>
+        </w:rPr>
+        <w:t xml:space="preserve">1. </w:t>
+      </w:r>
+      <w:r>
+        <w:rPr>
+          <w:rFonts w:ascii="Times New Roman" w:hAnsi="Times New Roman"/>
+          <w:b/>
+          <w:sz w:val="22"/>
+        </w:rPr>
+        <w:t>Why do you need TWO pipes, and not one for both directions?</w:t>
+      </w:r>
+    </w:p>
+    <w:p>
+      <w:pPr>
+        <w:spacing w:before="40" w:after="80" w:line="276" w:lineRule="auto"/>
+      </w:pPr>
+      <w:r>
+        <w:rPr>
+          <w:rFonts w:ascii="Times New Roman" w:hAnsi="Times New Roman"/>
+          <w:sz w:val="22"/>
+        </w:rPr>
+        <w:t xml:space="preserve">A standard Unix pipe is strictly </w:t>
+      </w:r>
+      <w:r>
+        <w:rPr>
+          <w:rFonts w:ascii="Times New Roman" w:hAnsi="Times New Roman"/>
+          <w:b/>
+          <w:sz w:val="22"/>
+        </w:rPr>
+        <w:t>unidirectional</w:t>
+      </w:r>
+      <w:r>
+        <w:rPr>
+          <w:rFonts w:ascii="Times New Roman" w:hAnsi="Times New Roman"/>
+          <w:sz w:val="22"/>
+        </w:rPr>
+        <w:t xml:space="preserve"> (one read end and one write end). If a single pipe were shared for bidirectional communication, both parent and child would read and write to the same buffer. A race condition would occur where the writer could immediately read back its own byte before the peer had a chance to read it, or both processes would deadlock waiting for each other. Two pipes (`p2c` and `c2p`) ensure independent, dedicated half-duplex communication channels.</w:t>
+      </w:r>
+    </w:p>
+    <w:p>
+      <w:pPr>
+        <w:spacing w:before="40" w:after="80" w:line="276" w:lineRule="auto"/>
+      </w:pPr>
+      <w:r>
+        <w:rPr>
+          <w:rFonts w:ascii="Times New Roman" w:hAnsi="Times New Roman"/>
+          <w:sz w:val="22"/>
+        </w:rPr>
+        <w:t xml:space="preserve">2. </w:t>
+      </w:r>
+      <w:r>
+        <w:rPr>
+          <w:rFonts w:ascii="Times New Roman" w:hAnsi="Times New Roman"/>
+          <w:b/>
+          <w:sz w:val="22"/>
+        </w:rPr>
+        <w:t>Nothing in your code says "wait until the child has replied". Which call makes the parent wait?</w:t>
+      </w:r>
+    </w:p>
+    <w:p>
+      <w:pPr>
+        <w:spacing w:before="40" w:after="80" w:line="276" w:lineRule="auto"/>
+      </w:pPr>
+      <w:r>
+        <w:rPr>
+          <w:rFonts w:ascii="Times New Roman" w:hAnsi="Times New Roman"/>
+          <w:sz w:val="22"/>
+        </w:rPr>
+        <w:t xml:space="preserve">The call </w:t>
+      </w:r>
+      <w:r>
+        <w:rPr>
+          <w:rFonts w:ascii="Times New Roman" w:hAnsi="Times New Roman"/>
+          <w:b/>
+          <w:sz w:val="22"/>
+        </w:rPr>
+        <w:t>`read(c2p[0], &amp;b, 1)`</w:t>
+      </w:r>
+      <w:r>
+        <w:rPr>
+          <w:rFonts w:ascii="Times New Roman" w:hAnsi="Times New Roman"/>
+          <w:sz w:val="22"/>
+        </w:rPr>
+        <w:t xml:space="preserve"> makes the parent wait! Reading from an empty pipe in Unix is a </w:t>
+      </w:r>
+      <w:r>
+        <w:rPr>
+          <w:rFonts w:ascii="Times New Roman" w:hAnsi="Times New Roman"/>
+          <w:b/>
+          <w:sz w:val="22"/>
+        </w:rPr>
+        <w:t>blocking system call</w:t>
+      </w:r>
+      <w:r>
+        <w:rPr>
+          <w:rFonts w:ascii="Times New Roman" w:hAnsi="Times New Roman"/>
+          <w:sz w:val="22"/>
+        </w:rPr>
+        <w:t>. The kernel puts the parent process into sleep state (`SLEEPING`) and deschedules it until data is written to the pipe by the child (or until all write descriptors to the pipe are closed).</w:t>
+      </w:r>
+    </w:p>
+    <w:p>
+      <w:pPr>
+        <w:pStyle w:val="Heading1"/>
+        <w:spacing w:before="280" w:after="120"/>
+      </w:pPr>
+      <w:r>
+        <w:rPr>
+          <w:rFonts w:ascii="Times New Roman" w:hAnsi="Times New Roman"/>
+          <w:b/>
+          <w:color w:val="0F2D59"/>
+          <w:sz w:val="28"/>
+        </w:rPr>
         <w:t>Optional: Concurrent Primes Sieve (`user/primes.c`)</w:t>
       </w:r>
     </w:p>
     <w:p>
+      <w:pPr>
+        <w:spacing w:before="40" w:after="80" w:line="276" w:lineRule="auto"/>
+      </w:pPr>
       <w:r>
-        <w:t>Implemented the concurrent Sieve of Eratosthenes where each stage reads prime $p$, spawns a child process with a pipe, and filters multiples of $p$ for numbers up to 35. Output correctly prints:</w:t>
+        <w:rPr>
+          <w:rFonts w:ascii="Times New Roman" w:hAnsi="Times New Roman"/>
+          <w:sz w:val="22"/>
+        </w:rPr>
+        <w:t>Implemented the concurrent Sieve of Eratosthenes where each stage reads prime $p$, spawns a child process with a pipe, and filters multiples of $p$ for numbers up to 35:</w:t>
+      </w:r>
+    </w:p>
+    <w:tbl>
+      <w:tblPr>
+        <w:tblW w:type="auto" w:w="0"/>
+        <w:tblLayout w:type="fixed"/>
+        <w:tblLook w:firstColumn="1" w:firstRow="1" w:lastColumn="0" w:lastRow="0" w:noHBand="0" w:noVBand="1" w:val="04A0"/>
+      </w:tblPr>
+      <w:tblGrid>
+        <w:gridCol w:w="9360"/>
+      </w:tblGrid>
+      <w:tr>
+        <w:tc>
+          <w:tcPr>
+            <w:tcW w:type="dxa" w:w="9360"/>
+            <w:shd w:fill="F4F5F7"/>
+            <w:tcMar>
+              <w:top w:w="120" w:type="dxa"/>
+              <w:bottom w:w="120" w:type="dxa"/>
+              <w:left w:w="180" w:type="dxa"/>
+              <w:right w:w="180" w:type="dxa"/>
+            </w:tcMar>
+          </w:tcPr>
+          <w:p>
+            <w:pPr>
+              <w:spacing w:before="40" w:after="40"/>
+            </w:pPr>
+            <w:r>
+              <w:rPr>
+                <w:rFonts w:ascii="Courier New" w:hAnsi="Courier New"/>
+                <w:color w:val="24292E"/>
+                <w:sz w:val="18"/>
+              </w:rPr>
+              <w:t>$ primes</w:t>
+              <w:br/>
+              <w:t>prime 2</w:t>
+              <w:br/>
+              <w:t>prime 3</w:t>
+              <w:br/>
+              <w:t>prime 5</w:t>
+              <w:br/>
+              <w:t>prime 7</w:t>
+              <w:br/>
+              <w:t>prime 11</w:t>
+              <w:br/>
+              <w:t>prime 13</w:t>
+              <w:br/>
+              <w:t>prime 17</w:t>
+              <w:br/>
+              <w:t>prime 19</w:t>
+              <w:br/>
+              <w:t>prime 23</w:t>
+              <w:br/>
+              <w:t>prime 29</w:t>
+              <w:br/>
+              <w:t>prime 31</w:t>
+            </w:r>
+          </w:p>
+        </w:tc>
+      </w:tr>
+    </w:tbl>
+    <w:p>
+      <w:pPr>
+        <w:spacing w:before="0" w:after="80"/>
+      </w:pPr>
+    </w:p>
+    <w:p>
+      <w:pPr>
+        <w:spacing w:before="40" w:after="200"/>
+        <w:jc w:val="center"/>
+      </w:pPr>
+      <w:r>
+        <w:rPr>
+          <w:rFonts w:ascii="Times New Roman" w:hAnsi="Times New Roman"/>
+          <w:b/>
+          <w:i/>
+          <w:color w:val="333333"/>
+          <w:sz w:val="20"/>
+        </w:rPr>
+        <w:t>Figure 8.3 – Output of concurrent Sieve of Eratosthenes inside xv6.</w:t>
       </w:r>
     </w:p>
     <w:p>
+      <w:pPr>
+        <w:spacing w:before="40" w:after="80" w:line="276" w:lineRule="auto"/>
+      </w:pPr>
       <w:r>
         <w:rPr>
-          <w:rFonts w:ascii="Courier New" w:hAnsi="Courier New"/>
-          <w:sz w:val="19"/>
+          <w:rFonts w:ascii="Times New Roman" w:hAnsi="Times New Roman"/>
+          <w:sz w:val="22"/>
         </w:rPr>
-        <w:t>prime 2</w:t>
-        <w:br/>
-        <w:t>prime 3</w:t>
-        <w:br/>
-        <w:t>prime 5</w:t>
-        <w:br/>
-        <w:t>prime 7</w:t>
-        <w:br/>
-        <w:t>prime 11</w:t>
-        <w:br/>
-        <w:t>prime 13</w:t>
-        <w:br/>
-        <w:t>prime 17</w:t>
-        <w:br/>
-        <w:t>prime 19</w:t>
-        <w:br/>
-        <w:t>prime 23</w:t>
-        <w:br/>
-        <w:t>prime 29</w:t>
-        <w:br/>
-        <w:t>prime 31</w:t>
+        <w:t>All unused file descriptors are carefully closed at every pipeline stage to avoid file descriptor table exhaustion.</w:t>
       </w:r>
     </w:p>
     <w:p>
+      <w:pPr>
+        <w:pStyle w:val="Heading1"/>
+        <w:spacing w:before="280" w:after="120"/>
+      </w:pPr>
       <w:r>
-        <w:t>All unused file descriptors are closed to prevent file descriptor exhaustion.</w:t>
+        <w:rPr>
+          <w:rFonts w:ascii="Times New Roman" w:hAnsi="Times New Roman"/>
+          <w:b/>
+          <w:color w:val="0F2D59"/>
+          <w:sz w:val="28"/>
+        </w:rPr>
+        <w:t>Conclusion (Concluzii proprii)</w:t>
+      </w:r>
+    </w:p>
+    <w:p>
+      <w:pPr>
+        <w:spacing w:before="40" w:after="80" w:line="276" w:lineRule="auto"/>
+      </w:pPr>
+      <w:r>
+        <w:rPr>
+          <w:rFonts w:ascii="Times New Roman" w:hAnsi="Times New Roman"/>
+          <w:sz w:val="22"/>
+        </w:rPr>
+        <w:t>In this laboratory work, I completed the full circle of systems programming by implementing core process and IPC primitives inside xv6:</w:t>
+      </w:r>
+    </w:p>
+    <w:p>
+      <w:pPr>
+        <w:spacing w:before="40" w:after="80" w:line="276" w:lineRule="auto"/>
+      </w:pPr>
+      <w:r>
+        <w:rPr>
+          <w:rFonts w:ascii="Times New Roman" w:hAnsi="Times New Roman"/>
+          <w:sz w:val="22"/>
+        </w:rPr>
+        <w:t xml:space="preserve">1. </w:t>
+      </w:r>
+      <w:r>
+        <w:rPr>
+          <w:rFonts w:ascii="Times New Roman" w:hAnsi="Times New Roman"/>
+          <w:b/>
+          <w:sz w:val="22"/>
+        </w:rPr>
+        <w:t>Universality of Unix Primitives:</w:t>
+      </w:r>
+      <w:r>
+        <w:rPr>
+          <w:rFonts w:ascii="Times New Roman" w:hAnsi="Times New Roman"/>
+          <w:sz w:val="22"/>
+        </w:rPr>
+        <w:t xml:space="preserve"> Direct comparison between Linux (Lab 7) and xv6 (Lab 8) confirmed that the fundamental abstractions (`fork`, `exec`, `wait`, `pipe`) transcend specific kernels and hardware architectures (x86_64 vs RISC-V).</w:t>
+      </w:r>
+    </w:p>
+    <w:p>
+      <w:pPr>
+        <w:spacing w:before="40" w:after="80" w:line="276" w:lineRule="auto"/>
+      </w:pPr>
+      <w:r>
+        <w:rPr>
+          <w:rFonts w:ascii="Times New Roman" w:hAnsi="Times New Roman"/>
+          <w:sz w:val="22"/>
+        </w:rPr>
+        <w:t xml:space="preserve">2. </w:t>
+      </w:r>
+      <w:r>
+        <w:rPr>
+          <w:rFonts w:ascii="Times New Roman" w:hAnsi="Times New Roman"/>
+          <w:b/>
+          <w:sz w:val="22"/>
+        </w:rPr>
+        <w:t>Pipe Concurrency &amp; Synchronization:</w:t>
+      </w:r>
+      <w:r>
+        <w:rPr>
+          <w:rFonts w:ascii="Times New Roman" w:hAnsi="Times New Roman"/>
+          <w:sz w:val="22"/>
+        </w:rPr>
+        <w:t xml:space="preserve"> Implementing `pingpong.c` and `primes.c` deepened my understanding of blocking I/O synchronization and descriptor lifecycle management across cascaded child processes.</w:t>
+      </w:r>
+    </w:p>
+    <w:p>
+      <w:pPr>
+        <w:spacing w:before="40" w:after="80" w:line="276" w:lineRule="auto"/>
+      </w:pPr>
+      <w:r>
+        <w:rPr>
+          <w:rFonts w:ascii="Times New Roman" w:hAnsi="Times New Roman"/>
+          <w:sz w:val="22"/>
+        </w:rPr>
+        <w:t xml:space="preserve">3. </w:t>
+      </w:r>
+      <w:r>
+        <w:rPr>
+          <w:rFonts w:ascii="Times New Roman" w:hAnsi="Times New Roman"/>
+          <w:b/>
+          <w:sz w:val="22"/>
+        </w:rPr>
+        <w:t>Systems Mindset:</w:t>
+      </w:r>
+      <w:r>
+        <w:rPr>
+          <w:rFonts w:ascii="Times New Roman" w:hAnsi="Times New Roman"/>
+          <w:sz w:val="22"/>
+        </w:rPr>
+        <w:t xml:space="preserve"> Writing code that runs directly on bare metal within a teaching kernel demystified how operating systems transition between user and supervisor mode, manage process address spaces, and orchestrate cooperative multi-processing.</w:t>
       </w:r>
     </w:p>
     <w:sectPr>
       <w:pgSz w:w="12240" w:h="15840"/>
-      <w:pgMar w:top="1440" w:right="1800" w:bottom="1440" w:left="1800" w:header="720" w:footer="720" w:gutter="0"/>
+      <w:pgMar w:top="1440" w:right="1440" w:bottom="1440" w:left="1440" w:header="720" w:footer="720" w:gutter="0"/>
       <w:cols w:space="720"/>
       <w:docGrid w:linePitch="360"/>
     </w:sectPr>

--- a/lab8/Lab8_DragosNedelea_FAF-241.docx
+++ b/lab8/Lab8_DragosNedelea_FAF-241.docx
@@ -186,7 +186,7 @@
           <w:color w:val="0F2D59"/>
           <w:sz w:val="28"/>
         </w:rPr>
-        <w:t>Part 1. `run`, Inside xv6 (`user/run.c`)</w:t>
+        <w:t>Component 1. Process Lifecycle Mechanics inside xv6: `user/run.c`</w:t>
       </w:r>
     </w:p>
     <w:p>
@@ -235,9 +235,9 @@
                 <w:color w:val="24292E"/>
                 <w:sz w:val="18"/>
               </w:rPr>
-              <w:t>$ run</w:t>
+              <w:t>xv6$ run</w:t>
               <w:br/>
-              <w:t>parent: my pid is 3</w:t>
+              <w:t>parent: active pid is 3</w:t>
               <w:br/>
               <w:t>child: my pid is 4</w:t>
               <w:br/>
@@ -302,7 +302,7 @@
           <w:b/>
           <w:sz w:val="22"/>
         </w:rPr>
-        <w:t>Write the three calls that `run.c` uses in xv6 and the three calls `run.c` used on Linux in Lab 7. What is the same?</w:t>
+        <w:t>Cross-Platform System Call Equivalence: Itemize the tripartite sequence of system calls executed by `run.c` inside xv6 versus its Linux counterpart in Lab 7. What fundamental design elements are unified across both environments?</w:t>
       </w:r>
     </w:p>
     <w:p>
@@ -451,7 +451,7 @@
           <w:b/>
           <w:sz w:val="22"/>
         </w:rPr>
-        <w:t>Who prints "hello from the child": the code of `run`, or `echo`?</w:t>
+        <w:t>Instruction Stream Execution Source: Exactly which binary image generates the terminal string `"hello from the child"`: the initial instructions of `run`, or the subsequent `echo` binary?</w:t>
       </w:r>
     </w:p>
     <w:p>
@@ -498,7 +498,7 @@
           <w:b/>
           <w:sz w:val="22"/>
         </w:rPr>
-        <w:t>Why is the status 1 here and 127 on Linux? (Look at the exit line after `exec` in both programs.)</w:t>
+        <w:t>Exit Status Code Divergence: Account for the difference between status code 1 in xv6 versus status 127 on Linux upon binary execution failure.</w:t>
       </w:r>
     </w:p>
     <w:p>
@@ -546,7 +546,7 @@
           <w:rFonts w:ascii="Times New Roman" w:hAnsi="Times New Roman"/>
           <w:sz w:val="22"/>
         </w:rPr>
-        <w:t>printf("exec failed\n");</w:t>
+        <w:t>fprintf(2, "run: execve substitution failed\n");</w:t>
       </w:r>
     </w:p>
     <w:p>
@@ -618,7 +618,7 @@
           <w:rFonts w:ascii="Times New Roman" w:hAnsi="Times New Roman"/>
           <w:sz w:val="22"/>
         </w:rPr>
-        <w:t>perror("exec");</w:t>
+        <w:t>perror("exec invocation failed");</w:t>
       </w:r>
     </w:p>
     <w:p>
@@ -669,7 +669,7 @@
           <w:color w:val="0F2D59"/>
           <w:sz w:val="28"/>
         </w:rPr>
-        <w:t>Part 2. `pingpong` (`user/pingpong.c`)</w:t>
+        <w:t>Component 2. Bidirectional Pipe IPC: `user/pingpong.c`</w:t>
       </w:r>
     </w:p>
     <w:p>
@@ -718,7 +718,7 @@
                 <w:color w:val="24292E"/>
                 <w:sz w:val="18"/>
               </w:rPr>
-              <w:t>$ pingpong</w:t>
+              <w:t>xv6$ pingpong</w:t>
               <w:br/>
               <w:t>4: received ping</w:t>
               <w:br/>
@@ -781,7 +781,7 @@
           <w:b/>
           <w:sz w:val="22"/>
         </w:rPr>
-        <w:t>Why do you need TWO pipes, and not one for both directions?</w:t>
+        <w:t>Half-Duplex Channel Separation: What structural limitation of POSIX pipes necessitates allocating two distinct pipe descriptors for bidirectional communication?</w:t>
       </w:r>
     </w:p>
     <w:p>
@@ -808,7 +808,7 @@
           <w:rFonts w:ascii="Times New Roman" w:hAnsi="Times New Roman"/>
           <w:sz w:val="22"/>
         </w:rPr>
-        <w:t xml:space="preserve"> (one read end and one write end). If a single pipe were shared for bidirectional communication, both parent and child would read and write to the same buffer. A race condition would occur where the writer could immediately read back its own byte before the peer had a chance to read it, or both processes would deadlock waiting for each other. Two pipes (`p2c` and `c2p`) ensure independent, dedicated half-duplex communication channels.</w:t>
+        <w:t xml:space="preserve"> (one read end and one write end). If a single pipe were shared for bidirectional communication, both parent and child would read and write to the same buffer. A race condition would occur where the writer could immediately read back its own byte before the peer had a chance to read it, or both processes would deadlock waiting for each other. Two pipes (`fds_downstream` and `fds_upstream`) ensure independent, dedicated half-duplex communication channels.</w:t>
       </w:r>
     </w:p>
     <w:p>
@@ -828,7 +828,7 @@
           <w:b/>
           <w:sz w:val="22"/>
         </w:rPr>
-        <w:t>Nothing in your code says "wait until the child has replied". Which call makes the parent wait?</w:t>
+        <w:t>Implicit Synchronization via Blocking I/O: No explicit synchronization primitive (e.g. `sleep` or mutex) was programmed to delay the parent. Which specific system call induces parent blocking until the child dispatches its response?</w:t>
       </w:r>
     </w:p>
     <w:p>
@@ -848,7 +848,7 @@
           <w:b/>
           <w:sz w:val="22"/>
         </w:rPr>
-        <w:t>`read(c2p[0], &amp;b, 1)`</w:t>
+        <w:t>`read(fds_upstream[0], &amp;token_byte, sizeof(char))`</w:t>
       </w:r>
       <w:r>
         <w:rPr>
@@ -885,7 +885,7 @@
           <w:color w:val="0F2D59"/>
           <w:sz w:val="28"/>
         </w:rPr>
-        <w:t>Optional: Concurrent Primes Sieve (`user/primes.c`)</w:t>
+        <w:t>Component 3. Dynamic Process Pipeline: Concurrent Prime Sieve (`user/primes.c`)</w:t>
       </w:r>
     </w:p>
     <w:p>
@@ -931,7 +931,7 @@
                 <w:color w:val="24292E"/>
                 <w:sz w:val="18"/>
               </w:rPr>
-              <w:t>$ primes</w:t>
+              <w:t>xv6$ primes</w:t>
               <w:br/>
               <w:t>prime 2</w:t>
               <w:br/>
